--- a/Answer the questions task2.docx
+++ b/Answer the questions task2.docx
@@ -83,30 +83,23 @@
           <w:rFonts w:hint="default"/>
           <w:lang w:val="en-US"/>
         </w:rPr>
-        <w:t>The answer: no Sequence is incorrect. All opened brackets must be closed. Right sequence will be “</w:t>
+        <w:t>The answer: no Sequence is incorrect. All opened brackets must be closed. Right sequence will be “[</w:t>
       </w:r>
       <w:r>
         <w:rPr>
           <w:rFonts w:hint="default"/>
         </w:rPr>
-        <w:t>[((())()(())]</w:t>
+        <w:t>[((())()(())]]</w:t>
       </w:r>
       <w:r>
         <w:rPr>
           <w:rFonts w:hint="default"/>
           <w:lang w:val="en-US"/>
         </w:rPr>
-        <w:t>”   (last bracket is deleted</w:t>
+        <w:t>”   (Add one more bracket in the beginning)</w:t>
       </w:r>
       <w:bookmarkStart w:id="0" w:name="_GoBack"/>
       <w:bookmarkEnd w:id="0"/>
-      <w:r>
-        <w:rPr>
-          <w:rFonts w:hint="default"/>
-          <w:lang w:val="en-US"/>
-        </w:rPr>
-        <w:t>)</w:t>
-      </w:r>
     </w:p>
     <w:sectPr>
       <w:pgSz w:w="11906" w:h="16838"/>
